--- a/论文/docx/2026届本科毕业论文（设计）格式模版（标注(1).docx
+++ b/论文/docx/2026届本科毕业论文（设计）格式模版（标注(1).docx
@@ -96,10 +96,10 @@
       </w:pPr>
       <w:bookmarkStart w:id="5" w:name="_Toc15361"/>
       <w:bookmarkStart w:id="6" w:name="_Toc30883"/>
-      <w:bookmarkStart w:id="7" w:name="_Toc3059"/>
-      <w:bookmarkStart w:id="8" w:name="_Toc12578"/>
-      <w:bookmarkStart w:id="9" w:name="_Toc28475"/>
-      <w:bookmarkStart w:id="10" w:name="_Toc12539"/>
+      <w:bookmarkStart w:id="7" w:name="_Toc12539"/>
+      <w:bookmarkStart w:id="8" w:name="_Toc3059"/>
+      <w:bookmarkStart w:id="9" w:name="_Toc12578"/>
+      <w:bookmarkStart w:id="10" w:name="_Toc28475"/>
       <w:r>
         <w:rPr>
           <w:rFonts w:hint="eastAsia" w:ascii="黑体" w:hAnsi="黑体" w:eastAsia="黑体" w:cs="黑体"/>
@@ -978,10 +978,10 @@
           <w:lang w:val="en-US"/>
         </w:rPr>
       </w:pPr>
-      <w:commentRangeStart w:id="5"/>
       <w:bookmarkStart w:id="12" w:name="_Toc18906"/>
       <w:bookmarkStart w:id="13" w:name="_Toc30193"/>
       <w:bookmarkStart w:id="14" w:name="_Toc25720"/>
+      <w:commentRangeStart w:id="5"/>
       <w:r>
         <w:rPr>
           <w:rFonts w:hint="eastAsia" w:ascii="宋体" w:hAnsi="宋体" w:cs="宋体"/>
@@ -1026,8 +1026,8 @@
         </w:rPr>
       </w:pPr>
       <w:bookmarkStart w:id="15" w:name="_Toc22898"/>
-      <w:bookmarkStart w:id="16" w:name="_Toc14758"/>
-      <w:bookmarkStart w:id="17" w:name="_Toc17519"/>
+      <w:bookmarkStart w:id="16" w:name="_Toc17519"/>
+      <w:bookmarkStart w:id="17" w:name="_Toc14758"/>
       <w:r>
         <w:rPr>
           <w:rFonts w:hint="eastAsia" w:cs="宋体"/>
@@ -1089,9 +1089,9 @@
         </w:rPr>
       </w:pPr>
       <w:commentRangeStart w:id="6"/>
-      <w:bookmarkStart w:id="18" w:name="_Toc23411"/>
+      <w:bookmarkStart w:id="18" w:name="_Toc27271"/>
       <w:bookmarkStart w:id="19" w:name="_Toc7990"/>
-      <w:bookmarkStart w:id="20" w:name="_Toc27271"/>
+      <w:bookmarkStart w:id="20" w:name="_Toc23411"/>
       <w:r>
         <w:rPr>
           <w:rFonts w:hint="eastAsia" w:ascii="宋体" w:hAnsi="宋体" w:cs="宋体"/>
@@ -1221,8 +1221,6 @@
         </w:rPr>
         <w:t>含其他个人或集体已经发表或撰写的作品。对本文的研究做出重要贡献的个人和集体，均已在文中标明。</w:t>
       </w:r>
-      <w:bookmarkStart w:id="93" w:name="_GoBack"/>
-      <w:bookmarkEnd w:id="93"/>
     </w:p>
     <w:p>
       <w:pPr>
@@ -1457,8 +1455,8 @@
           <w:sz w:val="28"/>
         </w:rPr>
       </w:pPr>
-      <w:bookmarkStart w:id="21" w:name="_Toc8854"/>
-      <w:bookmarkStart w:id="22" w:name="_Toc1480"/>
+      <w:bookmarkStart w:id="21" w:name="_Toc1480"/>
+      <w:bookmarkStart w:id="22" w:name="_Toc8854"/>
       <w:bookmarkStart w:id="23" w:name="_Toc28042"/>
       <w:r>
         <w:rPr>
@@ -1793,13 +1791,13 @@
         <w:t>要</w:t>
       </w:r>
       <w:commentRangeEnd w:id="9"/>
+      <w:r>
+        <w:commentReference w:id="9"/>
+      </w:r>
       <w:bookmarkEnd w:id="0"/>
       <w:bookmarkEnd w:id="1"/>
       <w:bookmarkEnd w:id="2"/>
       <w:bookmarkEnd w:id="3"/>
-      <w:r>
-        <w:commentReference w:id="9"/>
-      </w:r>
     </w:p>
     <w:p>
       <w:pPr>
@@ -2335,9 +2333,9 @@
               <w:sz w:val="30"/>
             </w:rPr>
           </w:pPr>
-          <w:commentRangeStart w:id="17"/>
           <w:bookmarkStart w:id="24" w:name="_Toc27176"/>
           <w:bookmarkStart w:id="25" w:name="_Toc29064"/>
+          <w:commentRangeStart w:id="17"/>
           <w:r>
             <w:rPr>
               <w:rFonts w:ascii="宋体" w:hAnsi="宋体" w:eastAsia="黑体"/>
@@ -3972,8 +3970,8 @@
         </w:rPr>
       </w:pPr>
       <w:commentRangeStart w:id="20"/>
-      <w:bookmarkStart w:id="27" w:name="_Toc27465"/>
-      <w:bookmarkStart w:id="28" w:name="_Toc27207"/>
+      <w:bookmarkStart w:id="27" w:name="_Toc27207"/>
+      <w:bookmarkStart w:id="28" w:name="_Toc27465"/>
       <w:bookmarkStart w:id="29" w:name="_Toc17671"/>
       <w:r>
         <w:rPr>
@@ -4410,8 +4408,8 @@
           <w:lang w:val="en-US"/>
         </w:rPr>
       </w:pPr>
-      <w:bookmarkStart w:id="32" w:name="_Toc3274"/>
-      <w:bookmarkStart w:id="33" w:name="_Toc12838"/>
+      <w:bookmarkStart w:id="32" w:name="_Toc12838"/>
+      <w:bookmarkStart w:id="33" w:name="_Toc3274"/>
       <w:r>
         <w:rPr>
           <w:rFonts w:hint="eastAsia"/>
@@ -4689,6 +4687,8 @@
       <w:r>
         <w:commentReference w:id="23"/>
       </w:r>
+      <w:bookmarkStart w:id="93" w:name="_GoBack"/>
+      <w:bookmarkEnd w:id="93"/>
     </w:p>
     <w:p>
       <w:pPr>
@@ -4995,9 +4995,9 @@
         <w:pStyle w:val="12"/>
         <w:ind w:firstLine="360"/>
       </w:pPr>
-      <w:commentRangeStart w:id="24"/>
       <w:bookmarkStart w:id="41" w:name="_Ref27923"/>
       <w:bookmarkStart w:id="42" w:name="_Ref15165"/>
+      <w:commentRangeStart w:id="24"/>
       <w:r>
         <w:t>表</w:t>
       </w:r>
@@ -8173,8 +8173,8 @@
         <w:ind w:firstLine="0" w:firstLineChars="0"/>
         <w:jc w:val="left"/>
       </w:pPr>
+      <w:commentRangeStart w:id="26"/>
       <w:bookmarkStart w:id="45" w:name="_Toc3355"/>
-      <w:commentRangeStart w:id="26"/>
       <w:r>
         <w:rPr>
           <w:rFonts w:hint="eastAsia"/>
@@ -11663,6 +11663,12 @@
             <w:insideH w:val="none" w:color="auto" w:sz="0" w:space="0"/>
             <w:insideV w:val="none" w:color="auto" w:sz="0" w:space="0"/>
           </w:tblBorders>
+          <w:tblCellMar>
+            <w:top w:w="0" w:type="dxa"/>
+            <w:left w:w="108" w:type="dxa"/>
+            <w:bottom w:w="0" w:type="dxa"/>
+            <w:right w:w="108" w:type="dxa"/>
+          </w:tblCellMar>
         </w:tblPrEx>
         <w:tc>
           <w:tcPr>
@@ -13698,12 +13704,6 @@
                   <w:insideH w:val="single" w:color="auto" w:sz="4" w:space="0"/>
                   <w:insideV w:val="single" w:color="auto" w:sz="4" w:space="0"/>
                 </w:tblBorders>
-                <w:tblCellMar>
-                  <w:top w:w="0" w:type="dxa"/>
-                  <w:left w:w="108" w:type="dxa"/>
-                  <w:bottom w:w="0" w:type="dxa"/>
-                  <w:right w:w="108" w:type="dxa"/>
-                </w:tblCellMar>
               </w:tblPrEx>
               <w:trPr>
                 <w:trHeight w:val="2640" w:hRule="atLeast"/>
@@ -14179,8 +14179,8 @@
           <w:lang w:val="en-US"/>
         </w:rPr>
       </w:pPr>
-      <w:bookmarkStart w:id="76" w:name="_Ref9431"/>
-      <w:bookmarkStart w:id="77" w:name="_Ref20148"/>
+      <w:bookmarkStart w:id="76" w:name="_Ref20148"/>
+      <w:bookmarkStart w:id="77" w:name="_Ref9431"/>
       <w:commentRangeStart w:id="32"/>
       <w:r>
         <w:rPr>
